--- a/6-Automation/Python/12-GIF Recorder - Ver 1.0 - id 17/Documentation/GIF Recorder - Code Source.docx
+++ b/6-Automation/Python/12-GIF Recorder - Ver 1.0 - id 17/Documentation/GIF Recorder - Code Source.docx
@@ -279,6 +279,30 @@
         <w:t xml:space="preserve"> (works everywhere, even outside window)</w:t>
       </w:r>
     </w:p>
+    <w:p>
+      <w:pPr>
+        <w:pStyle w:val="ListParagraph"/>
+        <w:numPr>
+          <w:ilvl w:val="0"/>
+          <w:numId w:val="1"/>
+        </w:numPr>
+      </w:pPr>
+      <w:r>
+        <w:t>mouse is hidden, make mouse Appear</w:t>
+      </w:r>
+    </w:p>
+    <w:p>
+      <w:pPr>
+        <w:pStyle w:val="ListParagraph"/>
+        <w:numPr>
+          <w:ilvl w:val="0"/>
+          <w:numId w:val="1"/>
+        </w:numPr>
+      </w:pPr>
+      <w:r>
+        <w:t>make mouse icon normal black cursor</w:t>
+      </w:r>
+    </w:p>
     <w:p/>
     <w:p>
       <w:pPr>
@@ -444,14 +468,15 @@
         <w:t>import mss</w:t>
       </w:r>
     </w:p>
-    <w:p>
-      <w:r>
-        <w:t>from PIL import Image</w:t>
-      </w:r>
-    </w:p>
-    <w:p>
-      <w:r>
-        <w:t>from pynput import keyboard</w:t>
+    <w:p/>
+    <w:p>
+      <w:r>
+        <w:t>from PIL import Image, ImageDraw</w:t>
+      </w:r>
+    </w:p>
+    <w:p>
+      <w:r>
+        <w:t>from pynput import keyboard, mouse</w:t>
       </w:r>
     </w:p>
     <w:p/>
@@ -460,11 +485,14 @@
         <w:t>class GifRecorder:</w:t>
       </w:r>
     </w:p>
-    <w:p>
-      <w:r>
+    <w:p/>
+    <w:p>
+      <w:r>
+        <w:lastRenderedPageBreak/>
         <w:t>    def __init__(self, root):</w:t>
       </w:r>
     </w:p>
+    <w:p/>
     <w:p>
       <w:r>
         <w:t>        self.root = root</w:t>
@@ -486,6 +514,7 @@
         <w:t>        self.paused = False</w:t>
       </w:r>
     </w:p>
+    <w:p/>
     <w:p>
       <w:r>
         <w:t>        self.frames = []</w:t>
@@ -505,22 +534,142 @@
     <w:p/>
     <w:p>
       <w:r>
+        <w:t>        # Mouse position</w:t>
+      </w:r>
+    </w:p>
+    <w:p>
+      <w:r>
+        <w:t>        self.mouse_x = 0</w:t>
+      </w:r>
+    </w:p>
+    <w:p>
+      <w:r>
+        <w:t>        self.mouse_y = 0</w:t>
+      </w:r>
+    </w:p>
+    <w:p/>
+    <w:p>
+      <w:r>
+        <w:t>        # Mouse listener</w:t>
+      </w:r>
+    </w:p>
+    <w:p>
+      <w:r>
+        <w:t>        self.mouse_listener = mouse.Listener(</w:t>
+      </w:r>
+    </w:p>
+    <w:p>
+      <w:r>
+        <w:t>            on_move=self.on_mouse_move</w:t>
+      </w:r>
+    </w:p>
+    <w:p>
+      <w:r>
+        <w:t>        )</w:t>
+      </w:r>
+    </w:p>
+    <w:p>
+      <w:r>
+        <w:t>        self.mouse_listener.start()</w:t>
+      </w:r>
+    </w:p>
+    <w:p/>
+    <w:p>
+      <w:r>
         <w:t>        # UI</w:t>
       </w:r>
     </w:p>
     <w:p>
       <w:r>
-        <w:t>        tk.Button(root, text="Start (Ctrl+Alt+S)", command=self.start_recording, width=30).pack(pady=5)</w:t>
-      </w:r>
-    </w:p>
-    <w:p>
-      <w:r>
-        <w:t>        tk.Button(root, text="Pause (Ctrl+Alt+P)", command=self.pause_resume, width=30).pack(pady=5)</w:t>
-      </w:r>
-    </w:p>
-    <w:p>
-      <w:r>
-        <w:t>        tk.Button(root, text="Stop (Ctrl+Alt+T)", command=self.stop_recording, width=30).pack(pady=5)</w:t>
+        <w:t>        tk.Button(</w:t>
+      </w:r>
+    </w:p>
+    <w:p>
+      <w:r>
+        <w:t>            root,</w:t>
+      </w:r>
+    </w:p>
+    <w:p>
+      <w:r>
+        <w:lastRenderedPageBreak/>
+        <w:t>            text="Start (Ctrl+Alt+S)",</w:t>
+      </w:r>
+    </w:p>
+    <w:p>
+      <w:r>
+        <w:t>            command=self.start_recording,</w:t>
+      </w:r>
+    </w:p>
+    <w:p>
+      <w:r>
+        <w:t>            width=30</w:t>
+      </w:r>
+    </w:p>
+    <w:p>
+      <w:r>
+        <w:t>        ).pack(pady=5)</w:t>
+      </w:r>
+    </w:p>
+    <w:p/>
+    <w:p>
+      <w:r>
+        <w:t>        tk.Button(</w:t>
+      </w:r>
+    </w:p>
+    <w:p>
+      <w:r>
+        <w:t>            root,</w:t>
+      </w:r>
+    </w:p>
+    <w:p>
+      <w:r>
+        <w:t>            text="Pause (Ctrl+Alt+P)",</w:t>
+      </w:r>
+    </w:p>
+    <w:p>
+      <w:r>
+        <w:t>            command=self.pause_resume,</w:t>
+      </w:r>
+    </w:p>
+    <w:p>
+      <w:r>
+        <w:t>            width=30</w:t>
+      </w:r>
+    </w:p>
+    <w:p>
+      <w:r>
+        <w:t>        ).pack(pady=5)</w:t>
+      </w:r>
+    </w:p>
+    <w:p/>
+    <w:p>
+      <w:r>
+        <w:t>        tk.Button(</w:t>
+      </w:r>
+    </w:p>
+    <w:p>
+      <w:r>
+        <w:t>            root,</w:t>
+      </w:r>
+    </w:p>
+    <w:p>
+      <w:r>
+        <w:t>            text="Stop (Ctrl+Alt+T)",</w:t>
+      </w:r>
+    </w:p>
+    <w:p>
+      <w:r>
+        <w:t>            command=self.stop_recording,</w:t>
+      </w:r>
+    </w:p>
+    <w:p>
+      <w:r>
+        <w:t>            width=30</w:t>
+      </w:r>
+    </w:p>
+    <w:p>
+      <w:r>
+        <w:t>        ).pack(pady=5)</w:t>
       </w:r>
     </w:p>
     <w:p/>
@@ -554,16 +703,7 @@
     <w:p/>
     <w:p>
       <w:r>
-        <w:t xml:space="preserve">        # </w:t>
-      </w:r>
-      <w:r>
-        <w:rPr>
-          <w:rFonts w:ascii="Segoe UI Emoji" w:hAnsi="Segoe UI Emoji" w:cs="Segoe UI Emoji"/>
-        </w:rPr>
-        <w:t>✅</w:t>
-      </w:r>
-      <w:r>
-        <w:t xml:space="preserve"> PROPER GLOBAL HOTKEYS</w:t>
+        <w:t>        # Global hotkeys</w:t>
       </w:r>
     </w:p>
     <w:p>
@@ -578,58 +718,106 @@
     </w:p>
     <w:p>
       <w:r>
+        <w:t>            '&lt;ctrl&gt;+&lt;alt&gt;+p': self.pause_resume,</w:t>
+      </w:r>
+    </w:p>
+    <w:p>
+      <w:r>
+        <w:t>            '&lt;ctrl&gt;+&lt;alt&gt;+t': self.stop_recording,</w:t>
+      </w:r>
+    </w:p>
+    <w:p>
+      <w:r>
+        <w:t>        })</w:t>
+      </w:r>
+    </w:p>
+    <w:p/>
+    <w:p>
+      <w:r>
+        <w:t>        self.hotkeys.start()</w:t>
+      </w:r>
+    </w:p>
+    <w:p/>
+    <w:p>
+      <w:r>
+        <w:t>    # ----------------------------</w:t>
+      </w:r>
+    </w:p>
+    <w:p>
+      <w:r>
+        <w:t>    # Mouse Tracking</w:t>
+      </w:r>
+    </w:p>
+    <w:p>
+      <w:r>
+        <w:t>    # ----------------------------</w:t>
+      </w:r>
+    </w:p>
+    <w:p/>
+    <w:p>
+      <w:r>
+        <w:t>    def on_mouse_move(self, x, y):</w:t>
+      </w:r>
+    </w:p>
+    <w:p>
+      <w:r>
+        <w:t>        self.mouse_x = x</w:t>
+      </w:r>
+    </w:p>
+    <w:p>
+      <w:r>
+        <w:t>        self.mouse_y = y</w:t>
+      </w:r>
+    </w:p>
+    <w:p/>
+    <w:p>
+      <w:r>
+        <w:t>    # ----------------------------</w:t>
+      </w:r>
+    </w:p>
+    <w:p>
+      <w:r>
+        <w:t>    # Timer</w:t>
+      </w:r>
+    </w:p>
+    <w:p>
+      <w:r>
+        <w:t>    # ----------------------------</w:t>
+      </w:r>
+    </w:p>
+    <w:p/>
+    <w:p>
+      <w:r>
+        <w:t>    def update_timer(self):</w:t>
+      </w:r>
+    </w:p>
+    <w:p/>
+    <w:p>
+      <w:r>
+        <w:t>        if self.recording and not self.paused:</w:t>
+      </w:r>
+    </w:p>
+    <w:p/>
+    <w:p>
+      <w:r>
         <w:lastRenderedPageBreak/>
-        <w:t>            '&lt;ctrl&gt;+&lt;alt&gt;+p': self.pause_resume,</w:t>
-      </w:r>
-    </w:p>
-    <w:p>
-      <w:r>
-        <w:t>            '&lt;ctrl&gt;+&lt;alt&gt;+t': self.stop_recording,</w:t>
-      </w:r>
-    </w:p>
-    <w:p>
-      <w:r>
-        <w:t>        })</w:t>
-      </w:r>
-    </w:p>
-    <w:p>
-      <w:r>
-        <w:t>        self.hotkeys.start()</w:t>
-      </w:r>
-    </w:p>
-    <w:p/>
-    <w:p>
-      <w:r>
-        <w:t xml:space="preserve">    # </w:t>
-      </w:r>
-      <w:r>
-        <w:rPr>
-          <w:rFonts w:ascii="Segoe UI Symbol" w:hAnsi="Segoe UI Symbol" w:cs="Segoe UI Symbol"/>
-        </w:rPr>
-        <w:t>⏱</w:t>
-      </w:r>
-      <w:r>
-        <w:t xml:space="preserve"> Timer</w:t>
-      </w:r>
-    </w:p>
-    <w:p>
-      <w:r>
-        <w:t>    def update_timer(self):</w:t>
-      </w:r>
-    </w:p>
-    <w:p>
-      <w:r>
-        <w:t>        if self.recording and not self.paused:</w:t>
-      </w:r>
-    </w:p>
-    <w:p>
-      <w:r>
         <w:t>            self.elapsed_time = time.time() - self.start_time</w:t>
       </w:r>
     </w:p>
-    <w:p>
-      <w:r>
-        <w:t>            self.timer_label.config(text=f"Time: {int(self.elapsed_time)}s")</w:t>
+    <w:p/>
+    <w:p>
+      <w:r>
+        <w:t>            self.timer_label.config(</w:t>
+      </w:r>
+    </w:p>
+    <w:p>
+      <w:r>
+        <w:t>                text=f"Time: {int(self.elapsed_time)}s"</w:t>
+      </w:r>
+    </w:p>
+    <w:p>
+      <w:r>
+        <w:t>            )</w:t>
       </w:r>
     </w:p>
     <w:p/>
@@ -641,28 +829,129 @@
     <w:p/>
     <w:p>
       <w:r>
-        <w:t xml:space="preserve">    # </w:t>
-      </w:r>
-      <w:r>
-        <w:rPr>
-          <w:rFonts w:ascii="Segoe UI Emoji" w:hAnsi="Segoe UI Emoji" w:cs="Segoe UI Emoji"/>
-        </w:rPr>
-        <w:t>🎥</w:t>
-      </w:r>
-      <w:r>
-        <w:t xml:space="preserve"> Screen capture</w:t>
-      </w:r>
-    </w:p>
+        <w:t>    # ----------------------------</w:t>
+      </w:r>
+    </w:p>
+    <w:p>
+      <w:r>
+        <w:t>    # Draw Normal Black Cursor</w:t>
+      </w:r>
+    </w:p>
+    <w:p>
+      <w:r>
+        <w:t>    # ----------------------------</w:t>
+      </w:r>
+    </w:p>
+    <w:p/>
+    <w:p>
+      <w:r>
+        <w:t>    def draw_cursor(self, frame):</w:t>
+      </w:r>
+    </w:p>
+    <w:p/>
+    <w:p>
+      <w:r>
+        <w:t>        draw = ImageDraw.Draw(frame)</w:t>
+      </w:r>
+    </w:p>
+    <w:p/>
+    <w:p>
+      <w:r>
+        <w:t>        x = self.mouse_x</w:t>
+      </w:r>
+    </w:p>
+    <w:p>
+      <w:r>
+        <w:t>        y = self.mouse_y</w:t>
+      </w:r>
+    </w:p>
+    <w:p/>
+    <w:p>
+      <w:r>
+        <w:t>        # Black cursor arrow</w:t>
+      </w:r>
+    </w:p>
+    <w:p>
+      <w:r>
+        <w:t>        points = [</w:t>
+      </w:r>
+    </w:p>
+    <w:p>
+      <w:r>
+        <w:t>            (x, y),</w:t>
+      </w:r>
+    </w:p>
+    <w:p>
+      <w:r>
+        <w:t>            (x, y + 18),</w:t>
+      </w:r>
+    </w:p>
+    <w:p>
+      <w:r>
+        <w:t>            (x + 5, y + 14),</w:t>
+      </w:r>
+    </w:p>
+    <w:p>
+      <w:r>
+        <w:t>            (x + 9, y + 24),</w:t>
+      </w:r>
+    </w:p>
+    <w:p>
+      <w:r>
+        <w:t>            (x + 13, y + 22),</w:t>
+      </w:r>
+    </w:p>
+    <w:p>
+      <w:r>
+        <w:lastRenderedPageBreak/>
+        <w:t>            (x + 8, y + 12),</w:t>
+      </w:r>
+    </w:p>
+    <w:p>
+      <w:r>
+        <w:t>            (x + 16, y + 12)</w:t>
+      </w:r>
+    </w:p>
+    <w:p>
+      <w:r>
+        <w:t>        ]</w:t>
+      </w:r>
+    </w:p>
+    <w:p/>
+    <w:p>
+      <w:r>
+        <w:t>        draw.polygon(points, fill="black")</w:t>
+      </w:r>
+    </w:p>
+    <w:p/>
+    <w:p>
+      <w:r>
+        <w:t>    # ----------------------------</w:t>
+      </w:r>
+    </w:p>
+    <w:p>
+      <w:r>
+        <w:t>    # Screen Recording</w:t>
+      </w:r>
+    </w:p>
+    <w:p>
+      <w:r>
+        <w:t>    # ----------------------------</w:t>
+      </w:r>
+    </w:p>
+    <w:p/>
     <w:p>
       <w:r>
         <w:t>    def record_screen(self):</w:t>
       </w:r>
     </w:p>
+    <w:p/>
     <w:p>
       <w:r>
         <w:t>        with mss.MSS() as sct:</w:t>
       </w:r>
     </w:p>
+    <w:p/>
     <w:p>
       <w:r>
         <w:t>            monitor = sct.monitors[1]</w:t>
@@ -674,21 +963,57 @@
         <w:t>            while self.recording:</w:t>
       </w:r>
     </w:p>
+    <w:p/>
     <w:p>
       <w:r>
         <w:t>                if not self.paused:</w:t>
       </w:r>
     </w:p>
+    <w:p/>
     <w:p>
       <w:r>
         <w:t>                    img = sct.grab(monitor)</w:t>
       </w:r>
     </w:p>
-    <w:p>
-      <w:r>
-        <w:t>                    frame = Image.frombytes("RGB", img.size, img.rgb)</w:t>
-      </w:r>
-    </w:p>
+    <w:p/>
+    <w:p>
+      <w:r>
+        <w:t>                    frame = Image.frombytes(</w:t>
+      </w:r>
+    </w:p>
+    <w:p>
+      <w:r>
+        <w:t>                        "RGB",</w:t>
+      </w:r>
+    </w:p>
+    <w:p>
+      <w:r>
+        <w:t>                        img.size,</w:t>
+      </w:r>
+    </w:p>
+    <w:p>
+      <w:r>
+        <w:t>                        img.rgb</w:t>
+      </w:r>
+    </w:p>
+    <w:p>
+      <w:r>
+        <w:lastRenderedPageBreak/>
+        <w:t>                    )</w:t>
+      </w:r>
+    </w:p>
+    <w:p/>
+    <w:p>
+      <w:r>
+        <w:t>                    # Draw cursor</w:t>
+      </w:r>
+    </w:p>
+    <w:p>
+      <w:r>
+        <w:t>                    self.draw_cursor(frame)</w:t>
+      </w:r>
+    </w:p>
+    <w:p/>
     <w:p>
       <w:r>
         <w:t>                    self.frames.append(frame)</w:t>
@@ -703,233 +1028,274 @@
     <w:p/>
     <w:p>
       <w:r>
+        <w:t>    # ----------------------------</w:t>
+      </w:r>
+    </w:p>
+    <w:p>
+      <w:r>
+        <w:t>    # Start Recording</w:t>
+      </w:r>
+    </w:p>
+    <w:p>
+      <w:r>
+        <w:t>    # ----------------------------</w:t>
+      </w:r>
+    </w:p>
+    <w:p/>
+    <w:p>
+      <w:r>
+        <w:t>    def start_recording(self):</w:t>
+      </w:r>
+    </w:p>
+    <w:p/>
+    <w:p>
+      <w:r>
+        <w:t>        if self.recording:</w:t>
+      </w:r>
+    </w:p>
+    <w:p>
+      <w:r>
+        <w:t>            return</w:t>
+      </w:r>
+    </w:p>
+    <w:p/>
+    <w:p>
+      <w:r>
+        <w:t>        self.frames = []</w:t>
+      </w:r>
+    </w:p>
+    <w:p/>
+    <w:p>
+      <w:r>
+        <w:t>        self.recording = True</w:t>
+      </w:r>
+    </w:p>
+    <w:p>
+      <w:r>
+        <w:t>        self.paused = False</w:t>
+      </w:r>
+    </w:p>
+    <w:p/>
+    <w:p>
+      <w:r>
+        <w:t>        self.start_time = time.time()</w:t>
+      </w:r>
+    </w:p>
+    <w:p/>
+    <w:p>
+      <w:r>
+        <w:t>        self.status.config(text="Recording...")</w:t>
+      </w:r>
+    </w:p>
+    <w:p/>
+    <w:p>
+      <w:r>
+        <w:t>        self.root.withdraw()</w:t>
+      </w:r>
+    </w:p>
+    <w:p/>
+    <w:p>
+      <w:r>
+        <w:t>        Thread(</w:t>
+      </w:r>
+    </w:p>
+    <w:p>
+      <w:r>
+        <w:t>            target=self.record_screen,</w:t>
+      </w:r>
+    </w:p>
+    <w:p>
+      <w:r>
+        <w:t>            daemon=True</w:t>
+      </w:r>
+    </w:p>
+    <w:p>
+      <w:r>
+        <w:t>        ).start()</w:t>
+      </w:r>
+    </w:p>
+    <w:p/>
+    <w:p>
+      <w:r>
+        <w:t>    # ----------------------------</w:t>
+      </w:r>
+    </w:p>
+    <w:p>
+      <w:r>
+        <w:t>    # Pause / Resume</w:t>
+      </w:r>
+    </w:p>
+    <w:p>
+      <w:r>
+        <w:t>    # ----------------------------</w:t>
+      </w:r>
+    </w:p>
+    <w:p/>
+    <w:p>
+      <w:r>
+        <w:t>    def pause_resume(self):</w:t>
+      </w:r>
+    </w:p>
+    <w:p/>
+    <w:p>
+      <w:r>
+        <w:t>        if not self.recording:</w:t>
+      </w:r>
+    </w:p>
+    <w:p>
+      <w:r>
+        <w:t>            return</w:t>
+      </w:r>
+    </w:p>
+    <w:p/>
+    <w:p>
+      <w:r>
+        <w:t>        self.paused = not self.paused</w:t>
+      </w:r>
+    </w:p>
+    <w:p/>
+    <w:p>
+      <w:r>
+        <w:t>        self.status.config(</w:t>
+      </w:r>
+    </w:p>
+    <w:p>
+      <w:r>
+        <w:t>            text="Paused" if self.paused else "Recording..."</w:t>
+      </w:r>
+    </w:p>
+    <w:p>
+      <w:r>
+        <w:t>        )</w:t>
+      </w:r>
+    </w:p>
+    <w:p/>
+    <w:p>
+      <w:r>
+        <w:t>    # ----------------------------</w:t>
+      </w:r>
+    </w:p>
+    <w:p>
+      <w:r>
+        <w:t>    # Stop Recording</w:t>
+      </w:r>
+    </w:p>
+    <w:p>
+      <w:r>
+        <w:t>    # ----------------------------</w:t>
+      </w:r>
+    </w:p>
+    <w:p/>
+    <w:p>
+      <w:r>
+        <w:t>    def stop_recording(self):</w:t>
+      </w:r>
+    </w:p>
+    <w:p/>
+    <w:p>
+      <w:r>
+        <w:t>        if not self.recording:</w:t>
+      </w:r>
+    </w:p>
+    <w:p>
+      <w:r>
+        <w:t>            return</w:t>
+      </w:r>
+    </w:p>
+    <w:p/>
+    <w:p>
+      <w:r>
+        <w:t>        self.recording = False</w:t>
+      </w:r>
+    </w:p>
+    <w:p/>
+    <w:p>
+      <w:r>
+        <w:t>        self.root.deiconify()</w:t>
+      </w:r>
+    </w:p>
+    <w:p/>
+    <w:p>
+      <w:r>
+        <w:t>        self.status.config(text="Saving GIF...")</w:t>
+      </w:r>
+    </w:p>
+    <w:p/>
+    <w:p>
+      <w:r>
+        <w:t>        file_path = filedialog.asksaveasfilename(</w:t>
+      </w:r>
+    </w:p>
+    <w:p>
+      <w:r>
+        <w:t>            defaultextension=".gif",</w:t>
+      </w:r>
+    </w:p>
+    <w:p>
+      <w:r>
+        <w:t>            filetypes=[("GIF files", "*.gif")],</w:t>
+      </w:r>
+    </w:p>
+    <w:p>
+      <w:r>
+        <w:t>            title="Save GIF"</w:t>
+      </w:r>
+    </w:p>
+    <w:p>
+      <w:r>
+        <w:t>        )</w:t>
+      </w:r>
+    </w:p>
+    <w:p/>
+    <w:p>
+      <w:r>
+        <w:t>        if file_path and self.frames:</w:t>
+      </w:r>
+    </w:p>
+    <w:p/>
+    <w:p>
+      <w:r>
+        <w:t>            self.frames[0].save(</w:t>
+      </w:r>
+    </w:p>
+    <w:p>
+      <w:r>
+        <w:t>                file_path,</w:t>
+      </w:r>
+    </w:p>
+    <w:p>
+      <w:r>
+        <w:t>                save_all=True,</w:t>
+      </w:r>
+    </w:p>
+    <w:p>
+      <w:r>
+        <w:t>                append_images=self.frames[1:],</w:t>
+      </w:r>
+    </w:p>
+    <w:p>
+      <w:r>
+        <w:t>                duration=100,</w:t>
+      </w:r>
+    </w:p>
+    <w:p>
+      <w:r>
+        <w:t>                loop=0</w:t>
+      </w:r>
+    </w:p>
+    <w:p>
+      <w:r>
         <w:lastRenderedPageBreak/>
-        <w:t xml:space="preserve">    # </w:t>
-      </w:r>
-      <w:r>
-        <w:rPr>
-          <w:rFonts w:ascii="Cambria Math" w:hAnsi="Cambria Math" w:cs="Cambria Math"/>
-        </w:rPr>
-        <w:t>▶</w:t>
-      </w:r>
-      <w:r>
-        <w:t xml:space="preserve"> Start</w:t>
-      </w:r>
-    </w:p>
-    <w:p>
-      <w:r>
-        <w:t>    def start_recording(self):</w:t>
-      </w:r>
-    </w:p>
-    <w:p>
-      <w:r>
-        <w:t>        if self.recording:</w:t>
-      </w:r>
-    </w:p>
-    <w:p>
-      <w:r>
-        <w:t>            return</w:t>
-      </w:r>
-    </w:p>
-    <w:p/>
-    <w:p>
-      <w:r>
-        <w:t>        self.frames = []</w:t>
-      </w:r>
-    </w:p>
-    <w:p>
-      <w:r>
-        <w:t>        self.recording = True</w:t>
-      </w:r>
-    </w:p>
-    <w:p>
-      <w:r>
-        <w:t>        self.paused = False</w:t>
-      </w:r>
-    </w:p>
-    <w:p>
-      <w:r>
-        <w:t>        self.start_time = time.time()</w:t>
-      </w:r>
-    </w:p>
-    <w:p/>
-    <w:p>
-      <w:r>
-        <w:t>        self.status.config(text="Recording...")</w:t>
-      </w:r>
-    </w:p>
-    <w:p>
-      <w:r>
-        <w:t>        self.root.withdraw()</w:t>
-      </w:r>
-    </w:p>
-    <w:p/>
-    <w:p>
-      <w:r>
-        <w:t>        Thread(target=self.record_screen, daemon=True).start()</w:t>
-      </w:r>
-    </w:p>
-    <w:p/>
-    <w:p>
-      <w:r>
-        <w:t xml:space="preserve">    # </w:t>
-      </w:r>
-      <w:r>
-        <w:rPr>
-          <w:rFonts w:ascii="Segoe UI Symbol" w:hAnsi="Segoe UI Symbol" w:cs="Segoe UI Symbol"/>
-        </w:rPr>
-        <w:t>⏸</w:t>
-      </w:r>
-      <w:r>
-        <w:t xml:space="preserve"> Pause/Resume</w:t>
-      </w:r>
-    </w:p>
-    <w:p>
-      <w:r>
-        <w:t>    def pause_resume(self):</w:t>
-      </w:r>
-    </w:p>
-    <w:p>
-      <w:r>
-        <w:t>        if not self.recording:</w:t>
-      </w:r>
-    </w:p>
-    <w:p>
-      <w:r>
-        <w:t>            return</w:t>
-      </w:r>
-    </w:p>
-    <w:p/>
-    <w:p>
-      <w:r>
-        <w:t>        self.paused = not self.paused</w:t>
-      </w:r>
-    </w:p>
-    <w:p>
-      <w:r>
-        <w:t>        self.status.config(text="Paused" if self.paused else "Recording")</w:t>
-      </w:r>
-    </w:p>
-    <w:p/>
-    <w:p>
-      <w:r>
-        <w:t xml:space="preserve">    # </w:t>
-      </w:r>
-      <w:r>
-        <w:rPr>
-          <w:rFonts w:ascii="Segoe UI Symbol" w:hAnsi="Segoe UI Symbol" w:cs="Segoe UI Symbol"/>
-        </w:rPr>
-        <w:t>⏹</w:t>
-      </w:r>
-      <w:r>
-        <w:t xml:space="preserve"> Stop + Save</w:t>
-      </w:r>
-    </w:p>
-    <w:p>
-      <w:r>
-        <w:t>    def stop_recording(self):</w:t>
-      </w:r>
-    </w:p>
-    <w:p>
-      <w:r>
-        <w:t>        if not self.recording:</w:t>
-      </w:r>
-    </w:p>
-    <w:p>
-      <w:r>
-        <w:lastRenderedPageBreak/>
-        <w:t>            return</w:t>
-      </w:r>
-    </w:p>
-    <w:p/>
-    <w:p>
-      <w:r>
-        <w:t>        self.recording = False</w:t>
-      </w:r>
-    </w:p>
-    <w:p>
-      <w:r>
-        <w:t>        self.root.deiconify()</w:t>
-      </w:r>
-    </w:p>
-    <w:p/>
-    <w:p>
-      <w:r>
-        <w:t>        self.status.config(text="Saving GIF...")</w:t>
-      </w:r>
-    </w:p>
-    <w:p/>
-    <w:p>
-      <w:r>
-        <w:t>        file_path = filedialog.asksaveasfilename(</w:t>
-      </w:r>
-    </w:p>
-    <w:p>
-      <w:r>
-        <w:t>            defaultextension=".gif",</w:t>
-      </w:r>
-    </w:p>
-    <w:p>
-      <w:r>
-        <w:t>            filetypes=[("GIF files", "*.gif")],</w:t>
-      </w:r>
-    </w:p>
-    <w:p>
-      <w:r>
-        <w:t>            title="Save GIF"</w:t>
-      </w:r>
-    </w:p>
-    <w:p>
-      <w:r>
-        <w:t>        )</w:t>
-      </w:r>
-    </w:p>
-    <w:p/>
-    <w:p>
-      <w:r>
-        <w:t>        if file_path and self.frames:</w:t>
-      </w:r>
-    </w:p>
-    <w:p>
-      <w:r>
-        <w:t>            self.frames[0].save(</w:t>
-      </w:r>
-    </w:p>
-    <w:p>
-      <w:r>
-        <w:t>                file_path,</w:t>
-      </w:r>
-    </w:p>
-    <w:p>
-      <w:r>
-        <w:t>                save_all=True,</w:t>
-      </w:r>
-    </w:p>
-    <w:p>
-      <w:r>
-        <w:t>                append_images=self.frames[1:],</w:t>
-      </w:r>
-    </w:p>
-    <w:p>
-      <w:r>
-        <w:t>                duration=100,</w:t>
-      </w:r>
-    </w:p>
-    <w:p>
-      <w:r>
-        <w:t>                loop=0</w:t>
-      </w:r>
-    </w:p>
-    <w:p>
-      <w:r>
         <w:t>            )</w:t>
       </w:r>
     </w:p>
+    <w:p/>
     <w:p>
       <w:r>
         <w:t>            self.status.config(text="Saved successfully")</w:t>
       </w:r>
     </w:p>
+    <w:p/>
     <w:p>
       <w:r>
         <w:t>        else:</w:t>
@@ -943,20 +1309,32 @@
     <w:p/>
     <w:p>
       <w:r>
-        <w:t># Run app</w:t>
-      </w:r>
-    </w:p>
-    <w:p>
-      <w:r>
-        <w:lastRenderedPageBreak/>
+        <w:t># ----------------------------</w:t>
+      </w:r>
+    </w:p>
+    <w:p>
+      <w:r>
+        <w:t># Run App</w:t>
+      </w:r>
+    </w:p>
+    <w:p>
+      <w:r>
+        <w:t># ----------------------------</w:t>
+      </w:r>
+    </w:p>
+    <w:p/>
+    <w:p>
+      <w:r>
         <w:t>root = tk.Tk()</w:t>
       </w:r>
     </w:p>
+    <w:p/>
     <w:p>
       <w:r>
         <w:t>app = GifRecorder(root)</w:t>
       </w:r>
     </w:p>
+    <w:p/>
     <w:p>
       <w:r>
         <w:t>root.mainloop()</w:t>
@@ -1002,7 +1380,7 @@
         <w:rFonts w:ascii="Courier New" w:hAnsi="Courier New" w:cs="Courier New" w:hint="default"/>
       </w:rPr>
     </w:lvl>
-    <w:lvl w:ilvl="2" w:tplc="04090005" w:tentative="1">
+    <w:lvl w:ilvl="2" w:tplc="04090005">
       <w:start w:val="1"/>
       <w:numFmt w:val="bullet"/>
       <w:lvlText w:val=""/>
@@ -1696,7 +2074,6 @@
   <w:style w:type="character" w:default="1" w:styleId="DefaultParagraphFont">
     <w:name w:val="Default Paragraph Font"/>
     <w:uiPriority w:val="1"/>
-    <w:semiHidden/>
     <w:unhideWhenUsed/>
   </w:style>
   <w:style w:type="table" w:default="1" w:styleId="TableNormal">
